--- a/.internal/Presentation/Intro to PSOC Edge E84 - Part 2 (E2)/PSOC-Presentation-Outline-ctp.docx
+++ b/.internal/Presentation/Intro to PSOC Edge E84 - Part 2 (E2)/PSOC-Presentation-Outline-ctp.docx
@@ -105,6 +105,82 @@
       <w:r>
         <w:t xml:space="preserve"> Party IDEs</w:t>
       </w:r>
+      <w:r>
+        <w:t xml:space="preserve"> (</w:t>
+      </w:r>
+      <w:r>
+        <w:rPr>
+          <w:color w:val="FF0000"/>
+        </w:rPr>
+        <w:t>maybe add extra info about Kiel and IAR post build steps</w:t>
+      </w:r>
+      <w:r>
+        <w:t>)</w:t>
+      </w:r>
+    </w:p>
+    <w:p>
+      <w:pPr>
+        <w:pStyle w:val="ListParagraph"/>
+        <w:numPr>
+          <w:ilvl w:val="0"/>
+          <w:numId w:val="1"/>
+        </w:numPr>
+      </w:pPr>
+      <w:r>
+        <w:rPr>
+          <w:color w:val="FF0000"/>
+        </w:rPr>
+        <w:t>MTB vs Zephyr (Clark has slide)</w:t>
+      </w:r>
+    </w:p>
+    <w:p>
+      <w:pPr>
+        <w:pStyle w:val="ListParagraph"/>
+        <w:numPr>
+          <w:ilvl w:val="0"/>
+          <w:numId w:val="1"/>
+        </w:numPr>
+      </w:pPr>
+      <w:r>
+        <w:rPr>
+          <w:color w:val="FF0000"/>
+        </w:rPr>
+        <w:t xml:space="preserve">Add </w:t>
+      </w:r>
+      <w:proofErr w:type="spellStart"/>
+      <w:r>
+        <w:rPr>
+          <w:color w:val="FF0000"/>
+        </w:rPr>
+        <w:t>Deepcraft</w:t>
+      </w:r>
+      <w:proofErr w:type="spellEnd"/>
+      <w:r>
+        <w:rPr>
+          <w:color w:val="FF0000"/>
+        </w:rPr>
+        <w:t xml:space="preserve"> slide and </w:t>
+      </w:r>
+      <w:proofErr w:type="spellStart"/>
+      <w:r>
+        <w:rPr>
+          <w:color w:val="FF0000"/>
+        </w:rPr>
+        <w:t>Deepcraft</w:t>
+      </w:r>
+      <w:proofErr w:type="spellEnd"/>
+      <w:r>
+        <w:rPr>
+          <w:color w:val="FF0000"/>
+        </w:rPr>
+        <w:t xml:space="preserve"> MTB workflow slide</w:t>
+      </w:r>
+      <w:r>
+        <w:rPr>
+          <w:color w:val="FF0000"/>
+        </w:rPr>
+        <w:t xml:space="preserve"> (Clark)</w:t>
+      </w:r>
     </w:p>
     <w:p>
       <w:pPr>
@@ -504,19 +580,29 @@
       <w:r>
         <w:t xml:space="preserve">QSPI, Smart I/O, USB, </w:t>
       </w:r>
-      <w:proofErr w:type="gramStart"/>
-      <w:r>
-        <w:t>Memory?</w:t>
-      </w:r>
-      <w:r>
-        <w:t>,</w:t>
-      </w:r>
-      <w:proofErr w:type="gramEnd"/>
-      <w:r>
-        <w:t xml:space="preserve"> Edge Protect</w:t>
-      </w:r>
-      <w:r>
-        <w:t>?</w:t>
+      <w:r>
+        <w:rPr>
+          <w:color w:val="FF0000"/>
+        </w:rPr>
+        <w:t>Memory</w:t>
+      </w:r>
+      <w:r>
+        <w:rPr>
+          <w:color w:val="FF0000"/>
+        </w:rPr>
+        <w:t xml:space="preserve"> (add)</w:t>
+      </w:r>
+      <w:r>
+        <w:rPr>
+          <w:color w:val="FF0000"/>
+        </w:rPr>
+        <w:t>, Edge Protect</w:t>
+      </w:r>
+      <w:r>
+        <w:rPr>
+          <w:color w:val="FF0000"/>
+        </w:rPr>
+        <w:t>(add)</w:t>
       </w:r>
     </w:p>
     <w:p>
@@ -535,16 +621,26 @@
       <w:r>
         <w:t xml:space="preserve"> Primer</w:t>
       </w:r>
-    </w:p>
-    <w:p>
-      <w:pPr>
-        <w:pStyle w:val="ListParagraph"/>
-        <w:numPr>
-          <w:ilvl w:val="1"/>
-          <w:numId w:val="1"/>
-        </w:numPr>
-      </w:pPr>
-      <w:r>
+      <w:r>
+        <w:t xml:space="preserve"> (</w:t>
+      </w:r>
+      <w:r>
+        <w:rPr>
+          <w:color w:val="FF0000"/>
+        </w:rPr>
+        <w:t>REMOVE – but add discussions in presentation in other places to discuss)</w:t>
+      </w:r>
+    </w:p>
+    <w:p>
+      <w:pPr>
+        <w:pStyle w:val="ListParagraph"/>
+        <w:numPr>
+          <w:ilvl w:val="1"/>
+          <w:numId w:val="1"/>
+        </w:numPr>
+      </w:pPr>
+      <w:r>
+        <w:lastRenderedPageBreak/>
         <w:t>S vs NS memory type and regions</w:t>
       </w:r>
     </w:p>
@@ -596,9 +692,21 @@
         <w:rPr>
           <w:bCs/>
         </w:rPr>
-        <w:lastRenderedPageBreak/>
         <w:t>PSOC Edge 84 Security Software Limitations</w:t>
       </w:r>
+      <w:r>
+        <w:rPr>
+          <w:bCs/>
+        </w:rPr>
+        <w:t xml:space="preserve"> </w:t>
+      </w:r>
+      <w:r>
+        <w:rPr>
+          <w:bCs/>
+          <w:color w:val="FF0000"/>
+        </w:rPr>
+        <w:t>(REMOVE)</w:t>
+      </w:r>
     </w:p>
     <w:p>
       <w:pPr>
@@ -635,6 +743,15 @@
       <w:r>
         <w:t>Security Domains</w:t>
       </w:r>
+      <w:r>
+        <w:t xml:space="preserve"> </w:t>
+      </w:r>
+      <w:r>
+        <w:rPr>
+          <w:color w:val="FF0000"/>
+        </w:rPr>
+        <w:t>(MOVE TO HIGHER LEVEL)</w:t>
+      </w:r>
     </w:p>
     <w:p>
       <w:pPr>
@@ -662,6 +779,15 @@
       <w:r>
         <w:t xml:space="preserve"> – Default Layouts</w:t>
       </w:r>
+      <w:r>
+        <w:t xml:space="preserve"> </w:t>
+      </w:r>
+      <w:r>
+        <w:rPr>
+          <w:color w:val="FF0000"/>
+        </w:rPr>
+        <w:t>(MOVE TO HIGHER LEVEL) – Instead cover Memory types and reasons for what each memory is typically used for (keep the Memory Configurator in mind)</w:t>
+      </w:r>
     </w:p>
     <w:p>
       <w:pPr>
@@ -697,281 +823,357 @@
       <w:r>
         <w:t xml:space="preserve"> Linker Scripts Overview</w:t>
       </w:r>
-    </w:p>
-    <w:p>
-      <w:pPr>
-        <w:pStyle w:val="ListParagraph"/>
-        <w:numPr>
-          <w:ilvl w:val="1"/>
-          <w:numId w:val="1"/>
-        </w:numPr>
-      </w:pPr>
-      <w:r>
-        <w:t xml:space="preserve">Identifies seven files, </w:t>
-      </w:r>
+      <w:r>
+        <w:t xml:space="preserve"> </w:t>
+      </w:r>
+      <w:r>
+        <w:rPr>
+          <w:color w:val="FF0000"/>
+        </w:rPr>
+        <w:t>(Needs updating also how the memory configurator impacts the Linker scripts)</w:t>
+      </w:r>
+      <w:r>
+        <w:rPr>
+          <w:color w:val="FF0000"/>
+        </w:rPr>
+        <w:t xml:space="preserve"> (Clark)</w:t>
+      </w:r>
+    </w:p>
+    <w:p>
+      <w:pPr>
+        <w:pStyle w:val="ListParagraph"/>
+        <w:numPr>
+          <w:ilvl w:val="1"/>
+          <w:numId w:val="1"/>
+        </w:numPr>
+      </w:pPr>
+      <w:r>
+        <w:t>Identifies seven files, their basic usage, and their locations</w:t>
+      </w:r>
+    </w:p>
+    <w:p>
+      <w:pPr>
+        <w:pStyle w:val="ListParagraph"/>
+        <w:numPr>
+          <w:ilvl w:val="0"/>
+          <w:numId w:val="1"/>
+        </w:numPr>
+      </w:pPr>
+      <w:r>
+        <w:t>Memory tab in the Device Configurator</w:t>
+      </w:r>
+    </w:p>
+    <w:p>
+      <w:pPr>
+        <w:pStyle w:val="ListParagraph"/>
+        <w:numPr>
+          <w:ilvl w:val="0"/>
+          <w:numId w:val="1"/>
+        </w:numPr>
+      </w:pPr>
+      <w:r>
+        <w:t>QSPI Configurator</w:t>
+      </w:r>
+    </w:p>
+    <w:p>
+      <w:pPr>
+        <w:pStyle w:val="ListParagraph"/>
+        <w:numPr>
+          <w:ilvl w:val="1"/>
+          <w:numId w:val="1"/>
+        </w:numPr>
+      </w:pPr>
+      <w:r>
+        <w:t>“live” demo</w:t>
+      </w:r>
+    </w:p>
+    <w:p>
+      <w:pPr>
+        <w:pStyle w:val="ListParagraph"/>
+        <w:numPr>
+          <w:ilvl w:val="0"/>
+          <w:numId w:val="1"/>
+        </w:numPr>
+      </w:pPr>
+      <w:r>
+        <w:t>SMART I/O Configurator</w:t>
+      </w:r>
+    </w:p>
+    <w:p>
+      <w:pPr>
+        <w:pStyle w:val="ListParagraph"/>
+        <w:numPr>
+          <w:ilvl w:val="1"/>
+          <w:numId w:val="1"/>
+        </w:numPr>
+      </w:pPr>
+      <w:r>
+        <w:t>“live” demo</w:t>
+      </w:r>
+    </w:p>
+    <w:p>
+      <w:pPr>
+        <w:pStyle w:val="ListParagraph"/>
+        <w:numPr>
+          <w:ilvl w:val="0"/>
+          <w:numId w:val="1"/>
+        </w:numPr>
+      </w:pPr>
+      <w:r>
+        <w:t>Appl</w:t>
+      </w:r>
+      <w:r>
+        <w:t>ic</w:t>
+      </w:r>
+      <w:r>
+        <w:t>ation Booting Sequence</w:t>
+      </w:r>
+    </w:p>
+    <w:p>
+      <w:pPr>
+        <w:pStyle w:val="ListParagraph"/>
+        <w:numPr>
+          <w:ilvl w:val="1"/>
+          <w:numId w:val="1"/>
+        </w:numPr>
+      </w:pPr>
+      <w:r>
+        <w:t>SE -&gt; SYSCPUSS -&gt; APPCPUSS</w:t>
+      </w:r>
+    </w:p>
+    <w:p>
+      <w:pPr>
+        <w:pStyle w:val="ListParagraph"/>
+        <w:numPr>
+          <w:ilvl w:val="1"/>
+          <w:numId w:val="1"/>
+        </w:numPr>
+      </w:pPr>
+      <w:r>
+        <w:rPr>
+          <w:color w:val="FF0000"/>
+        </w:rPr>
+        <w:t>Add MTB project reflects how the projects flow through the boot process</w:t>
+      </w:r>
+    </w:p>
+    <w:p>
+      <w:pPr>
+        <w:pStyle w:val="ListParagraph"/>
+        <w:numPr>
+          <w:ilvl w:val="0"/>
+          <w:numId w:val="1"/>
+        </w:numPr>
+      </w:pPr>
+      <w:r>
+        <w:t>Device Lifecycle and Provisioning</w:t>
+      </w:r>
+    </w:p>
+    <w:p>
+      <w:pPr>
+        <w:pStyle w:val="ListParagraph"/>
+        <w:numPr>
+          <w:ilvl w:val="1"/>
+          <w:numId w:val="1"/>
+        </w:numPr>
+      </w:pPr>
+      <w:r>
+        <w:t>Development</w:t>
+      </w:r>
+    </w:p>
+    <w:p>
+      <w:pPr>
+        <w:pStyle w:val="ListParagraph"/>
+        <w:numPr>
+          <w:ilvl w:val="1"/>
+          <w:numId w:val="1"/>
+        </w:numPr>
+      </w:pPr>
+      <w:r>
+        <w:t>Production</w:t>
+      </w:r>
+    </w:p>
+    <w:p>
+      <w:pPr>
+        <w:pStyle w:val="ListParagraph"/>
+        <w:numPr>
+          <w:ilvl w:val="1"/>
+          <w:numId w:val="1"/>
+        </w:numPr>
+      </w:pPr>
+      <w:r>
+        <w:t>RMA</w:t>
+      </w:r>
+    </w:p>
+    <w:p>
+      <w:pPr>
+        <w:pStyle w:val="ListParagraph"/>
+        <w:numPr>
+          <w:ilvl w:val="0"/>
+          <w:numId w:val="1"/>
+        </w:numPr>
+      </w:pPr>
+      <w:r>
+        <w:t>Edge Protect Configu</w:t>
+      </w:r>
+      <w:r>
+        <w:t>r</w:t>
+      </w:r>
+      <w:r>
+        <w:t>ator</w:t>
+      </w:r>
+      <w:r>
+        <w:t xml:space="preserve"> </w:t>
+      </w:r>
+      <w:r>
+        <w:rPr>
+          <w:color w:val="FF0000"/>
+        </w:rPr>
+        <w:t>(</w:t>
+      </w:r>
+      <w:r>
+        <w:rPr>
+          <w:color w:val="FF0000"/>
+        </w:rPr>
+        <w:t>Needs updating</w:t>
+      </w:r>
+      <w:r>
+        <w:rPr>
+          <w:color w:val="FF0000"/>
+        </w:rPr>
+        <w:t>, review new app note</w:t>
+      </w:r>
+      <w:r>
+        <w:rPr>
+          <w:color w:val="FF0000"/>
+        </w:rPr>
+        <w:t>)</w:t>
+      </w:r>
+    </w:p>
+    <w:p>
+      <w:pPr>
+        <w:pStyle w:val="ListParagraph"/>
+        <w:numPr>
+          <w:ilvl w:val="1"/>
+          <w:numId w:val="1"/>
+        </w:numPr>
+      </w:pPr>
+      <w:r>
+        <w:t>???</w:t>
+      </w:r>
+    </w:p>
+    <w:p>
+      <w:pPr>
+        <w:pStyle w:val="ListParagraph"/>
+        <w:numPr>
+          <w:ilvl w:val="0"/>
+          <w:numId w:val="1"/>
+        </w:numPr>
+      </w:pPr>
+      <w:r>
+        <w:t>Software Resources</w:t>
+      </w:r>
+      <w:r>
+        <w:t xml:space="preserve"> </w:t>
+      </w:r>
+      <w:r>
+        <w:rPr>
+          <w:color w:val="FF0000"/>
+        </w:rPr>
+        <w:t>(Needs updating, see Clark)</w:t>
+      </w:r>
+    </w:p>
+    <w:p>
+      <w:pPr>
+        <w:pStyle w:val="ListParagraph"/>
+        <w:numPr>
+          <w:ilvl w:val="1"/>
+          <w:numId w:val="1"/>
+        </w:numPr>
+      </w:pPr>
+      <w:r>
+        <w:t>PDL</w:t>
+      </w:r>
+    </w:p>
+    <w:p>
+      <w:pPr>
+        <w:pStyle w:val="ListParagraph"/>
+        <w:numPr>
+          <w:ilvl w:val="2"/>
+          <w:numId w:val="1"/>
+        </w:numPr>
+      </w:pPr>
+      <w:r>
+        <w:t>Link to PDL API on internal Infineon page for MTB</w:t>
+      </w:r>
+      <w:r>
+        <w:t xml:space="preserve"> </w:t>
+      </w:r>
+      <w:r>
+        <w:rPr>
+          <w:color w:val="FF0000"/>
+        </w:rPr>
+        <w:t>(Need new link, Clark)</w:t>
+      </w:r>
+    </w:p>
+    <w:p>
+      <w:pPr>
+        <w:pStyle w:val="ListParagraph"/>
+        <w:numPr>
+          <w:ilvl w:val="1"/>
+          <w:numId w:val="1"/>
+        </w:numPr>
+      </w:pPr>
+      <w:r>
+        <w:t>HAL</w:t>
+      </w:r>
+      <w:r>
+        <w:t xml:space="preserve"> </w:t>
+      </w:r>
+      <w:r>
+        <w:rPr>
+          <w:color w:val="FF0000"/>
+        </w:rPr>
+        <w:t>(merge with PDL above, referencing DSL)</w:t>
+      </w:r>
+    </w:p>
+    <w:p>
+      <w:pPr>
+        <w:pStyle w:val="ListParagraph"/>
+        <w:numPr>
+          <w:ilvl w:val="1"/>
+          <w:numId w:val="1"/>
+        </w:numPr>
+      </w:pPr>
+      <w:r>
+        <w:t>Middleware</w:t>
+      </w:r>
+    </w:p>
+    <w:p>
+      <w:pPr>
+        <w:pStyle w:val="ListParagraph"/>
+        <w:numPr>
+          <w:ilvl w:val="1"/>
+          <w:numId w:val="1"/>
+        </w:numPr>
+      </w:pPr>
+      <w:r>
+        <w:t>Applications (example code and reference designs)</w:t>
+      </w:r>
+    </w:p>
+    <w:p>
+      <w:pPr>
+        <w:pStyle w:val="ListParagraph"/>
+        <w:numPr>
+          <w:ilvl w:val="1"/>
+          <w:numId w:val="1"/>
+        </w:numPr>
+      </w:pPr>
       <w:proofErr w:type="spellStart"/>
       <w:r>
-        <w:t>their</w:t>
+        <w:t>FreeRTOS</w:t>
       </w:r>
       <w:proofErr w:type="spellEnd"/>
       <w:r>
-        <w:t xml:space="preserve"> basic usage, and their locations</w:t>
-      </w:r>
-    </w:p>
-    <w:p>
-      <w:pPr>
-        <w:pStyle w:val="ListParagraph"/>
-        <w:numPr>
-          <w:ilvl w:val="0"/>
-          <w:numId w:val="1"/>
-        </w:numPr>
-      </w:pPr>
-      <w:r>
-        <w:t>Memory tab in the Device Configurator</w:t>
-      </w:r>
-    </w:p>
-    <w:p>
-      <w:pPr>
-        <w:pStyle w:val="ListParagraph"/>
-        <w:numPr>
-          <w:ilvl w:val="0"/>
-          <w:numId w:val="1"/>
-        </w:numPr>
-      </w:pPr>
-      <w:r>
-        <w:t>QSPI Configurator</w:t>
-      </w:r>
-    </w:p>
-    <w:p>
-      <w:pPr>
-        <w:pStyle w:val="ListParagraph"/>
-        <w:numPr>
-          <w:ilvl w:val="1"/>
-          <w:numId w:val="1"/>
-        </w:numPr>
-      </w:pPr>
-      <w:r>
-        <w:t>“live” demo</w:t>
-      </w:r>
-    </w:p>
-    <w:p>
-      <w:pPr>
-        <w:pStyle w:val="ListParagraph"/>
-        <w:numPr>
-          <w:ilvl w:val="0"/>
-          <w:numId w:val="1"/>
-        </w:numPr>
-      </w:pPr>
-      <w:r>
-        <w:t>SMART I/O Configurator</w:t>
-      </w:r>
-    </w:p>
-    <w:p>
-      <w:pPr>
-        <w:pStyle w:val="ListParagraph"/>
-        <w:numPr>
-          <w:ilvl w:val="1"/>
-          <w:numId w:val="1"/>
-        </w:numPr>
-      </w:pPr>
-      <w:r>
-        <w:t>“live” demo</w:t>
-      </w:r>
-    </w:p>
-    <w:p>
-      <w:pPr>
-        <w:pStyle w:val="ListParagraph"/>
-        <w:numPr>
-          <w:ilvl w:val="0"/>
-          <w:numId w:val="1"/>
-        </w:numPr>
-      </w:pPr>
-      <w:r>
-        <w:t>Appl</w:t>
-      </w:r>
-      <w:r>
-        <w:t>ic</w:t>
-      </w:r>
-      <w:r>
-        <w:t>ation Booting Sequence</w:t>
-      </w:r>
-    </w:p>
-    <w:p>
-      <w:pPr>
-        <w:pStyle w:val="ListParagraph"/>
-        <w:numPr>
-          <w:ilvl w:val="1"/>
-          <w:numId w:val="1"/>
-        </w:numPr>
-      </w:pPr>
-      <w:r>
-        <w:t>SE -&gt; SYSCPUSS -&gt; APPCPUSS</w:t>
-      </w:r>
-    </w:p>
-    <w:p>
-      <w:pPr>
-        <w:pStyle w:val="ListParagraph"/>
-        <w:numPr>
-          <w:ilvl w:val="0"/>
-          <w:numId w:val="1"/>
-        </w:numPr>
-      </w:pPr>
-      <w:r>
-        <w:t>Device Lifecycle and Provisioning</w:t>
-      </w:r>
-    </w:p>
-    <w:p>
-      <w:pPr>
-        <w:pStyle w:val="ListParagraph"/>
-        <w:numPr>
-          <w:ilvl w:val="1"/>
-          <w:numId w:val="1"/>
-        </w:numPr>
-      </w:pPr>
-      <w:r>
-        <w:t>Development</w:t>
-      </w:r>
-    </w:p>
-    <w:p>
-      <w:pPr>
-        <w:pStyle w:val="ListParagraph"/>
-        <w:numPr>
-          <w:ilvl w:val="1"/>
-          <w:numId w:val="1"/>
-        </w:numPr>
-      </w:pPr>
-      <w:r>
-        <w:t>Production</w:t>
-      </w:r>
-    </w:p>
-    <w:p>
-      <w:pPr>
-        <w:pStyle w:val="ListParagraph"/>
-        <w:numPr>
-          <w:ilvl w:val="1"/>
-          <w:numId w:val="1"/>
-        </w:numPr>
-      </w:pPr>
-      <w:r>
-        <w:t>RMA</w:t>
-      </w:r>
-    </w:p>
-    <w:p>
-      <w:pPr>
-        <w:pStyle w:val="ListParagraph"/>
-        <w:numPr>
-          <w:ilvl w:val="0"/>
-          <w:numId w:val="1"/>
-        </w:numPr>
-      </w:pPr>
-      <w:r>
-        <w:t>Edge Protect Configu</w:t>
-      </w:r>
-      <w:r>
-        <w:t>r</w:t>
-      </w:r>
-      <w:r>
-        <w:t>ator</w:t>
-      </w:r>
-    </w:p>
-    <w:p>
-      <w:pPr>
-        <w:pStyle w:val="ListParagraph"/>
-        <w:numPr>
-          <w:ilvl w:val="1"/>
-          <w:numId w:val="1"/>
-        </w:numPr>
-      </w:pPr>
-      <w:r>
-        <w:t>???</w:t>
-      </w:r>
-    </w:p>
-    <w:p>
-      <w:pPr>
-        <w:pStyle w:val="ListParagraph"/>
-        <w:numPr>
-          <w:ilvl w:val="0"/>
-          <w:numId w:val="1"/>
-        </w:numPr>
-      </w:pPr>
-      <w:r>
-        <w:t>Software Resources</w:t>
-      </w:r>
-    </w:p>
-    <w:p>
-      <w:pPr>
-        <w:pStyle w:val="ListParagraph"/>
-        <w:numPr>
-          <w:ilvl w:val="1"/>
-          <w:numId w:val="1"/>
-        </w:numPr>
-      </w:pPr>
-      <w:r>
-        <w:t>PDL</w:t>
-      </w:r>
-    </w:p>
-    <w:p>
-      <w:pPr>
-        <w:pStyle w:val="ListParagraph"/>
-        <w:numPr>
-          <w:ilvl w:val="2"/>
-          <w:numId w:val="1"/>
-        </w:numPr>
-      </w:pPr>
-      <w:r>
-        <w:t>Link to PDL API on internal Infineon page for MTB</w:t>
-      </w:r>
-    </w:p>
-    <w:p>
-      <w:pPr>
-        <w:pStyle w:val="ListParagraph"/>
-        <w:numPr>
-          <w:ilvl w:val="1"/>
-          <w:numId w:val="1"/>
-        </w:numPr>
-      </w:pPr>
-      <w:r>
-        <w:t>HAL</w:t>
-      </w:r>
-    </w:p>
-    <w:p>
-      <w:pPr>
-        <w:pStyle w:val="ListParagraph"/>
-        <w:numPr>
-          <w:ilvl w:val="1"/>
-          <w:numId w:val="1"/>
-        </w:numPr>
-      </w:pPr>
-      <w:r>
-        <w:t>Middleware</w:t>
-      </w:r>
-    </w:p>
-    <w:p>
-      <w:pPr>
-        <w:pStyle w:val="ListParagraph"/>
-        <w:numPr>
-          <w:ilvl w:val="1"/>
-          <w:numId w:val="1"/>
-        </w:numPr>
-      </w:pPr>
-      <w:r>
-        <w:t>Applications (example code and reference designs)</w:t>
-      </w:r>
-    </w:p>
-    <w:p>
-      <w:pPr>
-        <w:pStyle w:val="ListParagraph"/>
-        <w:numPr>
-          <w:ilvl w:val="1"/>
-          <w:numId w:val="1"/>
-        </w:numPr>
-      </w:pPr>
-      <w:proofErr w:type="spellStart"/>
-      <w:r>
-        <w:t>FreeRTOS</w:t>
-      </w:r>
-      <w:proofErr w:type="spellEnd"/>
-      <w:r>
         <w:t xml:space="preserve"> via the Library Manager</w:t>
       </w:r>
     </w:p>
@@ -1024,6 +1226,15 @@
       </w:r>
       <w:r>
         <w:t>Methods</w:t>
+      </w:r>
+      <w:r>
+        <w:t xml:space="preserve"> </w:t>
+      </w:r>
+      <w:r>
+        <w:rPr>
+          <w:color w:val="FF0000"/>
+        </w:rPr>
+        <w:t>(Maybe need to move from queues to semaphores)</w:t>
       </w:r>
       <w:bookmarkStart w:id="0" w:name="_GoBack"/>
       <w:bookmarkEnd w:id="0"/>
@@ -1558,6 +1769,7 @@
   <w:style w:type="character" w:default="1" w:styleId="DefaultParagraphFont">
     <w:name w:val="Default Paragraph Font"/>
     <w:uiPriority w:val="1"/>
+    <w:semiHidden/>
     <w:unhideWhenUsed/>
   </w:style>
   <w:style w:type="table" w:default="1" w:styleId="TableNormal">
@@ -1848,7 +2060,7 @@
 </file>
 
 <file path=customXml/itemProps1.xml><?xml version="1.0" encoding="utf-8"?>
-<ds:datastoreItem xmlns:ds="http://schemas.openxmlformats.org/officeDocument/2006/customXml" ds:itemID="{8FB7EE98-4FE0-4278-94F9-801C9CFCD2E0}">
+<ds:datastoreItem xmlns:ds="http://schemas.openxmlformats.org/officeDocument/2006/customXml" ds:itemID="{F468468D-BD35-49E3-9412-29CAF892CD89}">
   <ds:schemaRefs>
     <ds:schemaRef ds:uri="http://schemas.openxmlformats.org/officeDocument/2006/bibliography"/>
   </ds:schemaRefs>
